--- a/docs/word/16 - Segurança (técnica).docx
+++ b/docs/word/16 - Segurança (técnica).docx
@@ -118,11 +118,11 @@
       <w:pPr>
         <w:pStyle w:val="Heading1"/>
       </w:pPr>
-      <w:bookmarkStart w:name="_Toc144" w:id="144"/>
+      <w:bookmarkStart w:name="_Toc145" w:id="145"/>
       <w:r>
         <w:t xml:space="preserve">Sumário</w:t>
       </w:r>
-      <w:bookmarkEnd w:id="144"/>
+      <w:bookmarkEnd w:id="145"/>
     </w:p>
     <w:p>
       <w:r>
@@ -153,7 +153,7 @@
             <w:instrText xml:space="preserve">TOC \h \o "1-2"</w:instrText>
             <w:fldChar w:fldCharType="separate"/>
           </w:r>
-          <w:hyperlink w:history="1" w:anchor="_Toc144">
+          <w:hyperlink w:history="1" w:anchor="_Toc145">
             <w:r>
               <w:t xml:space="preserve">Sumário</w:t>
             </w:r>
@@ -162,7 +162,7 @@
             </w:r>
             <w:r>
               <w:fldChar w:fldCharType="begin" w:dirty="true"/>
-              <w:instrText xml:space="preserve">PAGEREF _Toc144 \h</w:instrText>
+              <w:instrText xml:space="preserve">PAGEREF _Toc145 \h</w:instrText>
               <w:fldChar w:fldCharType="separate"/>
               <w:fldChar w:fldCharType="end"/>
             </w:r>
@@ -175,32 +175,9 @@
               <w:tab w:val="right" w:pos="9638" w:leader="dot"/>
             </w:tabs>
           </w:pPr>
-          <w:hyperlink w:history="1" w:anchor="_Toc145">
+          <w:hyperlink w:history="1" w:anchor="_Toc146">
             <w:r>
               <w:t xml:space="preserve">Segurança (técnica)</w:t>
-            </w:r>
-            <w:r>
-              <w:tab/>
-            </w:r>
-            <w:r>
-              <w:fldChar w:fldCharType="begin" w:dirty="true"/>
-              <w:instrText xml:space="preserve">PAGEREF _Toc145 \h</w:instrText>
-              <w:fldChar w:fldCharType="separate"/>
-              <w:fldChar w:fldCharType="end"/>
-            </w:r>
-          </w:hyperlink>
-        </w:p>
-        <w:p>
-          <w:pPr>
-            <w:pStyle w:val="TOC2"/>
-            <w:tabs>
-              <w:tab w:val="right" w:pos="9638" w:leader="dot"/>
-            </w:tabs>
-            <w:ind w:left="220"/>
-          </w:pPr>
-          <w:hyperlink w:history="1" w:anchor="_Toc146">
-            <w:r>
-              <w:t xml:space="preserve">Em um minuto</w:t>
             </w:r>
             <w:r>
               <w:tab/>
@@ -223,7 +200,7 @@
           </w:pPr>
           <w:hyperlink w:history="1" w:anchor="_Toc147">
             <w:r>
-              <w:t xml:space="preserve">Camadas</w:t>
+              <w:t xml:space="preserve">Em um minuto</w:t>
             </w:r>
             <w:r>
               <w:tab/>
@@ -246,7 +223,7 @@
           </w:pPr>
           <w:hyperlink w:history="1" w:anchor="_Toc148">
             <w:r>
-              <w:t xml:space="preserve">Login, sessão e perfis</w:t>
+              <w:t xml:space="preserve">Camadas</w:t>
             </w:r>
             <w:r>
               <w:tab/>
@@ -269,7 +246,7 @@
           </w:pPr>
           <w:hyperlink w:history="1" w:anchor="_Toc149">
             <w:r>
-              <w:t xml:space="preserve">Onde fica cada segredo</w:t>
+              <w:t xml:space="preserve">Login, sessão e perfis</w:t>
             </w:r>
             <w:r>
               <w:tab/>
@@ -292,7 +269,7 @@
           </w:pPr>
           <w:hyperlink w:history="1" w:anchor="_Toc150">
             <w:r>
-              <w:t xml:space="preserve">Como criar as chaves</w:t>
+              <w:t xml:space="preserve">Onde fica cada segredo</w:t>
             </w:r>
             <w:r>
               <w:tab/>
@@ -315,7 +292,7 @@
           </w:pPr>
           <w:hyperlink w:history="1" w:anchor="_Toc151">
             <w:r>
-              <w:t xml:space="preserve">Trocar as chaves</w:t>
+              <w:t xml:space="preserve">Como criar as chaves</w:t>
             </w:r>
             <w:r>
               <w:tab/>
@@ -338,7 +315,7 @@
           </w:pPr>
           <w:hyperlink w:history="1" w:anchor="_Toc152">
             <w:r>
-              <w:t xml:space="preserve">Proteções no código</w:t>
+              <w:t xml:space="preserve">Trocar as chaves</w:t>
             </w:r>
             <w:r>
               <w:tab/>
@@ -361,7 +338,7 @@
           </w:pPr>
           <w:hyperlink w:history="1" w:anchor="_Toc153">
             <w:r>
-              <w:t xml:space="preserve">Como testar</w:t>
+              <w:t xml:space="preserve">Proteções no código</w:t>
             </w:r>
             <w:r>
               <w:tab/>
@@ -384,7 +361,7 @@
           </w:pPr>
           <w:hyperlink w:history="1" w:anchor="_Toc154">
             <w:r>
-              <w:t xml:space="preserve">Riscos conhecidos e próximos passos</w:t>
+              <w:t xml:space="preserve">Como testar</w:t>
             </w:r>
             <w:r>
               <w:tab/>
@@ -407,7 +384,7 @@
           </w:pPr>
           <w:hyperlink w:history="1" w:anchor="_Toc155">
             <w:r>
-              <w:t xml:space="preserve">Quem tem acesso a quê</w:t>
+              <w:t xml:space="preserve">Riscos conhecidos e próximos passos</w:t>
             </w:r>
             <w:r>
               <w:tab/>
@@ -415,6 +392,29 @@
             <w:r>
               <w:fldChar w:fldCharType="begin" w:dirty="true"/>
               <w:instrText xml:space="preserve">PAGEREF _Toc155 \h</w:instrText>
+              <w:fldChar w:fldCharType="separate"/>
+              <w:fldChar w:fldCharType="end"/>
+            </w:r>
+          </w:hyperlink>
+        </w:p>
+        <w:p>
+          <w:pPr>
+            <w:pStyle w:val="TOC2"/>
+            <w:tabs>
+              <w:tab w:val="right" w:pos="9638" w:leader="dot"/>
+            </w:tabs>
+            <w:ind w:left="220"/>
+          </w:pPr>
+          <w:hyperlink w:history="1" w:anchor="_Toc156">
+            <w:r>
+              <w:t xml:space="preserve">Quem tem acesso a quê</w:t>
+            </w:r>
+            <w:r>
+              <w:tab/>
+            </w:r>
+            <w:r>
+              <w:fldChar w:fldCharType="begin" w:dirty="true"/>
+              <w:instrText xml:space="preserve">PAGEREF _Toc156 \h</w:instrText>
               <w:fldChar w:fldCharType="separate"/>
               <w:fldChar w:fldCharType="end"/>
             </w:r>
@@ -432,11 +432,11 @@
         <w:pStyle w:val="Heading1"/>
         <w:pageBreakBefore/>
       </w:pPr>
-      <w:bookmarkStart w:name="_Toc145" w:id="145"/>
+      <w:bookmarkStart w:name="_Toc146" w:id="146"/>
       <w:r>
         <w:t xml:space="preserve">Segurança (técnica)</w:t>
       </w:r>
-      <w:bookmarkEnd w:id="145"/>
+      <w:bookmarkEnd w:id="146"/>
     </w:p>
     <w:p>
       <w:pPr>
@@ -467,11 +467,11 @@
       <w:pPr>
         <w:pStyle w:val="Heading2"/>
       </w:pPr>
-      <w:bookmarkStart w:name="_Toc146" w:id="146"/>
+      <w:bookmarkStart w:name="_Toc147" w:id="147"/>
       <w:r>
         <w:t xml:space="preserve">Em um minuto</w:t>
       </w:r>
-      <w:bookmarkEnd w:id="146"/>
+      <w:bookmarkEnd w:id="147"/>
     </w:p>
     <w:p>
       <w:pPr>
@@ -633,11 +633,11 @@
       <w:pPr>
         <w:pStyle w:val="Heading2"/>
       </w:pPr>
-      <w:bookmarkStart w:name="_Toc147" w:id="147"/>
+      <w:bookmarkStart w:name="_Toc148" w:id="148"/>
       <w:r>
         <w:t xml:space="preserve">Camadas</w:t>
       </w:r>
-      <w:bookmarkEnd w:id="147"/>
+      <w:bookmarkEnd w:id="148"/>
     </w:p>
     <w:p>
       <w:pPr>
@@ -1273,11 +1273,11 @@
       <w:pPr>
         <w:pStyle w:val="Heading2"/>
       </w:pPr>
-      <w:bookmarkStart w:name="_Toc148" w:id="148"/>
+      <w:bookmarkStart w:name="_Toc149" w:id="149"/>
       <w:r>
         <w:t xml:space="preserve">Login, sessão e perfis</w:t>
       </w:r>
-      <w:bookmarkEnd w:id="148"/>
+      <w:bookmarkEnd w:id="149"/>
     </w:p>
     <w:p>
       <w:pPr>
@@ -2182,11 +2182,11 @@
       <w:pPr>
         <w:pStyle w:val="Heading2"/>
       </w:pPr>
-      <w:bookmarkStart w:name="_Toc149" w:id="149"/>
+      <w:bookmarkStart w:name="_Toc150" w:id="150"/>
       <w:r>
         <w:t xml:space="preserve">Onde fica cada segredo</w:t>
       </w:r>
-      <w:bookmarkEnd w:id="149"/>
+      <w:bookmarkEnd w:id="150"/>
     </w:p>
     <w:tbl>
       <w:tblPr>
@@ -3279,11 +3279,11 @@
       <w:pPr>
         <w:pStyle w:val="Heading2"/>
       </w:pPr>
-      <w:bookmarkStart w:name="_Toc150" w:id="150"/>
+      <w:bookmarkStart w:name="_Toc151" w:id="151"/>
       <w:r>
         <w:t xml:space="preserve">Como criar as chaves</w:t>
       </w:r>
-      <w:bookmarkEnd w:id="150"/>
+      <w:bookmarkEnd w:id="151"/>
     </w:p>
     <w:p>
       <w:pPr>
@@ -3867,11 +3867,11 @@
       <w:pPr>
         <w:pStyle w:val="Heading2"/>
       </w:pPr>
-      <w:bookmarkStart w:name="_Toc151" w:id="151"/>
+      <w:bookmarkStart w:name="_Toc152" w:id="152"/>
       <w:r>
         <w:t xml:space="preserve">Trocar as chaves</w:t>
       </w:r>
-      <w:bookmarkEnd w:id="151"/>
+      <w:bookmarkEnd w:id="152"/>
     </w:p>
     <w:p>
       <w:pPr>
@@ -4340,11 +4340,11 @@
       <w:pPr>
         <w:pStyle w:val="Heading2"/>
       </w:pPr>
-      <w:bookmarkStart w:name="_Toc152" w:id="152"/>
+      <w:bookmarkStart w:name="_Toc153" w:id="153"/>
       <w:r>
         <w:t xml:space="preserve">Proteções no código</w:t>
       </w:r>
-      <w:bookmarkEnd w:id="152"/>
+      <w:bookmarkEnd w:id="153"/>
     </w:p>
     <w:tbl>
       <w:tblPr>
@@ -5733,11 +5733,11 @@
       <w:pPr>
         <w:pStyle w:val="Heading2"/>
       </w:pPr>
-      <w:bookmarkStart w:name="_Toc153" w:id="153"/>
+      <w:bookmarkStart w:name="_Toc154" w:id="154"/>
       <w:r>
         <w:t xml:space="preserve">Como testar</w:t>
       </w:r>
-      <w:bookmarkEnd w:id="153"/>
+      <w:bookmarkEnd w:id="154"/>
     </w:p>
     <w:tbl>
       <w:tblPr>
@@ -6415,11 +6415,11 @@
       <w:pPr>
         <w:pStyle w:val="Heading2"/>
       </w:pPr>
-      <w:bookmarkStart w:name="_Toc154" w:id="154"/>
+      <w:bookmarkStart w:name="_Toc155" w:id="155"/>
       <w:r>
         <w:t xml:space="preserve">Riscos conhecidos e próximos passos</w:t>
       </w:r>
-      <w:bookmarkEnd w:id="154"/>
+      <w:bookmarkEnd w:id="155"/>
     </w:p>
     <w:p>
       <w:pPr>
@@ -7179,7 +7179,20 @@
               <w:spacing w:after="40" w:before="40"/>
             </w:pPr>
             <w:r>
-              <w:t xml:space="preserve">Só scripts do próprio projeto rodam na página. Próximo passo: uma </w:t>
+              <w:t xml:space="preserve">Só scripts servidos pelo próprio site rodam na página. A única biblioteca de terceiros, o Chart.js do Dashboard, fica copiada no repositório (</w:t>
+            </w:r>
+            <w:r>
+              <w:rPr>
+                <w:rFonts w:ascii="Consolas" w:cs="Consolas" w:eastAsia="Consolas" w:hAnsi="Consolas"/>
+                <w:color w:val="6A1BBF"/>
+                <w:sz w:val="18"/>
+                <w:szCs w:val="18"/>
+                <w:shd w:fill="F1ECFB" w:color="auto" w:val="clear"/>
+              </w:rPr>
+              <w:t xml:space="preserve">js/vendor/</w:t>
+            </w:r>
+            <w:r>
+              <w:t xml:space="preserve">, versão fixa), não vem de CDN. Próximo passo: uma </w:t>
             </w:r>
             <w:r>
               <w:rPr>
@@ -7204,11 +7217,11 @@
       <w:pPr>
         <w:pStyle w:val="Heading2"/>
       </w:pPr>
-      <w:bookmarkStart w:name="_Toc155" w:id="155"/>
+      <w:bookmarkStart w:name="_Toc156" w:id="156"/>
       <w:r>
         <w:t xml:space="preserve">Quem tem acesso a quê</w:t>
       </w:r>
-      <w:bookmarkEnd w:id="155"/>
+      <w:bookmarkEnd w:id="156"/>
     </w:p>
     <w:p>
       <w:pPr>

--- a/docs/word/16 - Segurança (técnica).docx
+++ b/docs/word/16 - Segurança (técnica).docx
@@ -12,7 +12,7 @@
           <wp:inline distT="0" distB="0" distL="0" distR="0">
             <wp:extent cx="2286000" cy="847725"/>
             <wp:effectExtent t="0" r="0" b="0" l="0"/>
-            <wp:docPr id="46" name="" descr="" title=""/>
+            <wp:docPr id="47" name="" descr="" title=""/>
             <wp:cNvGraphicFramePr>
               <a:graphicFrameLocks xmlns:a="http://schemas.openxmlformats.org/drawingml/2006/main" noChangeAspect="1"/>
             </wp:cNvGraphicFramePr>
@@ -92,7 +92,7 @@
           <w:sz w:val="22"/>
           <w:szCs w:val="22"/>
         </w:rPr>
-        <w:t xml:space="preserve">Atualizado em 23 de outubro de 2026</w:t>
+        <w:t xml:space="preserve">Atualizado em 28 de outubro de 2026</w:t>
       </w:r>
     </w:p>
     <w:p>
@@ -118,11 +118,11 @@
       <w:pPr>
         <w:pStyle w:val="Heading1"/>
       </w:pPr>
-      <w:bookmarkStart w:name="_Toc145" w:id="145"/>
+      <w:bookmarkStart w:name="_Toc156" w:id="156"/>
       <w:r>
         <w:t xml:space="preserve">Sumário</w:t>
       </w:r>
-      <w:bookmarkEnd w:id="145"/>
+      <w:bookmarkEnd w:id="156"/>
     </w:p>
     <w:p>
       <w:r>
@@ -153,7 +153,7 @@
             <w:instrText xml:space="preserve">TOC \h \o "1-2"</w:instrText>
             <w:fldChar w:fldCharType="separate"/>
           </w:r>
-          <w:hyperlink w:history="1" w:anchor="_Toc145">
+          <w:hyperlink w:history="1" w:anchor="_Toc156">
             <w:r>
               <w:t xml:space="preserve">Sumário</w:t>
             </w:r>
@@ -162,7 +162,7 @@
             </w:r>
             <w:r>
               <w:fldChar w:fldCharType="begin" w:dirty="true"/>
-              <w:instrText xml:space="preserve">PAGEREF _Toc145 \h</w:instrText>
+              <w:instrText xml:space="preserve">PAGEREF _Toc156 \h</w:instrText>
               <w:fldChar w:fldCharType="separate"/>
               <w:fldChar w:fldCharType="end"/>
             </w:r>
@@ -175,7 +175,7 @@
               <w:tab w:val="right" w:pos="9638" w:leader="dot"/>
             </w:tabs>
           </w:pPr>
-          <w:hyperlink w:history="1" w:anchor="_Toc146">
+          <w:hyperlink w:history="1" w:anchor="_Toc157">
             <w:r>
               <w:t xml:space="preserve">Segurança (técnica)</w:t>
             </w:r>
@@ -184,7 +184,7 @@
             </w:r>
             <w:r>
               <w:fldChar w:fldCharType="begin" w:dirty="true"/>
-              <w:instrText xml:space="preserve">PAGEREF _Toc146 \h</w:instrText>
+              <w:instrText xml:space="preserve">PAGEREF _Toc157 \h</w:instrText>
               <w:fldChar w:fldCharType="separate"/>
               <w:fldChar w:fldCharType="end"/>
             </w:r>
@@ -198,7 +198,7 @@
             </w:tabs>
             <w:ind w:left="220"/>
           </w:pPr>
-          <w:hyperlink w:history="1" w:anchor="_Toc147">
+          <w:hyperlink w:history="1" w:anchor="_Toc158">
             <w:r>
               <w:t xml:space="preserve">Em um minuto</w:t>
             </w:r>
@@ -207,7 +207,7 @@
             </w:r>
             <w:r>
               <w:fldChar w:fldCharType="begin" w:dirty="true"/>
-              <w:instrText xml:space="preserve">PAGEREF _Toc147 \h</w:instrText>
+              <w:instrText xml:space="preserve">PAGEREF _Toc158 \h</w:instrText>
               <w:fldChar w:fldCharType="separate"/>
               <w:fldChar w:fldCharType="end"/>
             </w:r>
@@ -221,7 +221,7 @@
             </w:tabs>
             <w:ind w:left="220"/>
           </w:pPr>
-          <w:hyperlink w:history="1" w:anchor="_Toc148">
+          <w:hyperlink w:history="1" w:anchor="_Toc159">
             <w:r>
               <w:t xml:space="preserve">Camadas</w:t>
             </w:r>
@@ -230,7 +230,7 @@
             </w:r>
             <w:r>
               <w:fldChar w:fldCharType="begin" w:dirty="true"/>
-              <w:instrText xml:space="preserve">PAGEREF _Toc148 \h</w:instrText>
+              <w:instrText xml:space="preserve">PAGEREF _Toc159 \h</w:instrText>
               <w:fldChar w:fldCharType="separate"/>
               <w:fldChar w:fldCharType="end"/>
             </w:r>
@@ -244,7 +244,7 @@
             </w:tabs>
             <w:ind w:left="220"/>
           </w:pPr>
-          <w:hyperlink w:history="1" w:anchor="_Toc149">
+          <w:hyperlink w:history="1" w:anchor="_Toc160">
             <w:r>
               <w:t xml:space="preserve">Login, sessão e perfis</w:t>
             </w:r>
@@ -253,7 +253,7 @@
             </w:r>
             <w:r>
               <w:fldChar w:fldCharType="begin" w:dirty="true"/>
-              <w:instrText xml:space="preserve">PAGEREF _Toc149 \h</w:instrText>
+              <w:instrText xml:space="preserve">PAGEREF _Toc160 \h</w:instrText>
               <w:fldChar w:fldCharType="separate"/>
               <w:fldChar w:fldCharType="end"/>
             </w:r>
@@ -267,7 +267,7 @@
             </w:tabs>
             <w:ind w:left="220"/>
           </w:pPr>
-          <w:hyperlink w:history="1" w:anchor="_Toc150">
+          <w:hyperlink w:history="1" w:anchor="_Toc161">
             <w:r>
               <w:t xml:space="preserve">Onde fica cada segredo</w:t>
             </w:r>
@@ -276,7 +276,7 @@
             </w:r>
             <w:r>
               <w:fldChar w:fldCharType="begin" w:dirty="true"/>
-              <w:instrText xml:space="preserve">PAGEREF _Toc150 \h</w:instrText>
+              <w:instrText xml:space="preserve">PAGEREF _Toc161 \h</w:instrText>
               <w:fldChar w:fldCharType="separate"/>
               <w:fldChar w:fldCharType="end"/>
             </w:r>
@@ -290,7 +290,7 @@
             </w:tabs>
             <w:ind w:left="220"/>
           </w:pPr>
-          <w:hyperlink w:history="1" w:anchor="_Toc151">
+          <w:hyperlink w:history="1" w:anchor="_Toc162">
             <w:r>
               <w:t xml:space="preserve">Como criar as chaves</w:t>
             </w:r>
@@ -299,7 +299,7 @@
             </w:r>
             <w:r>
               <w:fldChar w:fldCharType="begin" w:dirty="true"/>
-              <w:instrText xml:space="preserve">PAGEREF _Toc151 \h</w:instrText>
+              <w:instrText xml:space="preserve">PAGEREF _Toc162 \h</w:instrText>
               <w:fldChar w:fldCharType="separate"/>
               <w:fldChar w:fldCharType="end"/>
             </w:r>
@@ -313,7 +313,7 @@
             </w:tabs>
             <w:ind w:left="220"/>
           </w:pPr>
-          <w:hyperlink w:history="1" w:anchor="_Toc152">
+          <w:hyperlink w:history="1" w:anchor="_Toc163">
             <w:r>
               <w:t xml:space="preserve">Trocar as chaves</w:t>
             </w:r>
@@ -322,7 +322,7 @@
             </w:r>
             <w:r>
               <w:fldChar w:fldCharType="begin" w:dirty="true"/>
-              <w:instrText xml:space="preserve">PAGEREF _Toc152 \h</w:instrText>
+              <w:instrText xml:space="preserve">PAGEREF _Toc163 \h</w:instrText>
               <w:fldChar w:fldCharType="separate"/>
               <w:fldChar w:fldCharType="end"/>
             </w:r>
@@ -336,7 +336,7 @@
             </w:tabs>
             <w:ind w:left="220"/>
           </w:pPr>
-          <w:hyperlink w:history="1" w:anchor="_Toc153">
+          <w:hyperlink w:history="1" w:anchor="_Toc164">
             <w:r>
               <w:t xml:space="preserve">Proteções no código</w:t>
             </w:r>
@@ -345,7 +345,7 @@
             </w:r>
             <w:r>
               <w:fldChar w:fldCharType="begin" w:dirty="true"/>
-              <w:instrText xml:space="preserve">PAGEREF _Toc153 \h</w:instrText>
+              <w:instrText xml:space="preserve">PAGEREF _Toc164 \h</w:instrText>
               <w:fldChar w:fldCharType="separate"/>
               <w:fldChar w:fldCharType="end"/>
             </w:r>
@@ -359,7 +359,7 @@
             </w:tabs>
             <w:ind w:left="220"/>
           </w:pPr>
-          <w:hyperlink w:history="1" w:anchor="_Toc154">
+          <w:hyperlink w:history="1" w:anchor="_Toc165">
             <w:r>
               <w:t xml:space="preserve">Como testar</w:t>
             </w:r>
@@ -368,7 +368,7 @@
             </w:r>
             <w:r>
               <w:fldChar w:fldCharType="begin" w:dirty="true"/>
-              <w:instrText xml:space="preserve">PAGEREF _Toc154 \h</w:instrText>
+              <w:instrText xml:space="preserve">PAGEREF _Toc165 \h</w:instrText>
               <w:fldChar w:fldCharType="separate"/>
               <w:fldChar w:fldCharType="end"/>
             </w:r>
@@ -382,7 +382,7 @@
             </w:tabs>
             <w:ind w:left="220"/>
           </w:pPr>
-          <w:hyperlink w:history="1" w:anchor="_Toc155">
+          <w:hyperlink w:history="1" w:anchor="_Toc166">
             <w:r>
               <w:t xml:space="preserve">Riscos conhecidos e próximos passos</w:t>
             </w:r>
@@ -391,7 +391,7 @@
             </w:r>
             <w:r>
               <w:fldChar w:fldCharType="begin" w:dirty="true"/>
-              <w:instrText xml:space="preserve">PAGEREF _Toc155 \h</w:instrText>
+              <w:instrText xml:space="preserve">PAGEREF _Toc166 \h</w:instrText>
               <w:fldChar w:fldCharType="separate"/>
               <w:fldChar w:fldCharType="end"/>
             </w:r>
@@ -405,7 +405,7 @@
             </w:tabs>
             <w:ind w:left="220"/>
           </w:pPr>
-          <w:hyperlink w:history="1" w:anchor="_Toc156">
+          <w:hyperlink w:history="1" w:anchor="_Toc167">
             <w:r>
               <w:t xml:space="preserve">Quem tem acesso a quê</w:t>
             </w:r>
@@ -414,7 +414,7 @@
             </w:r>
             <w:r>
               <w:fldChar w:fldCharType="begin" w:dirty="true"/>
-              <w:instrText xml:space="preserve">PAGEREF _Toc156 \h</w:instrText>
+              <w:instrText xml:space="preserve">PAGEREF _Toc167 \h</w:instrText>
               <w:fldChar w:fldCharType="separate"/>
               <w:fldChar w:fldCharType="end"/>
             </w:r>
@@ -432,11 +432,11 @@
         <w:pStyle w:val="Heading1"/>
         <w:pageBreakBefore/>
       </w:pPr>
-      <w:bookmarkStart w:name="_Toc146" w:id="146"/>
+      <w:bookmarkStart w:name="_Toc157" w:id="157"/>
       <w:r>
         <w:t xml:space="preserve">Segurança (técnica)</w:t>
       </w:r>
-      <w:bookmarkEnd w:id="146"/>
+      <w:bookmarkEnd w:id="157"/>
     </w:p>
     <w:p>
       <w:pPr>
@@ -467,11 +467,11 @@
       <w:pPr>
         <w:pStyle w:val="Heading2"/>
       </w:pPr>
-      <w:bookmarkStart w:name="_Toc147" w:id="147"/>
+      <w:bookmarkStart w:name="_Toc158" w:id="158"/>
       <w:r>
         <w:t xml:space="preserve">Em um minuto</w:t>
       </w:r>
-      <w:bookmarkEnd w:id="147"/>
+      <w:bookmarkEnd w:id="158"/>
     </w:p>
     <w:p>
       <w:pPr>
@@ -633,11 +633,11 @@
       <w:pPr>
         <w:pStyle w:val="Heading2"/>
       </w:pPr>
-      <w:bookmarkStart w:name="_Toc148" w:id="148"/>
+      <w:bookmarkStart w:name="_Toc159" w:id="159"/>
       <w:r>
         <w:t xml:space="preserve">Camadas</w:t>
       </w:r>
-      <w:bookmarkEnd w:id="148"/>
+      <w:bookmarkEnd w:id="159"/>
     </w:p>
     <w:p>
       <w:pPr>
@@ -649,7 +649,7 @@
           <wp:inline distT="0" distB="0" distL="0" distR="0">
             <wp:extent cx="3914775" cy="6391275"/>
             <wp:effectExtent t="0" r="0" b="0" l="0"/>
-            <wp:docPr id="47" name="" descr="" title=""/>
+            <wp:docPr id="48" name="" descr="" title=""/>
             <wp:cNvGraphicFramePr>
               <a:graphicFrameLocks xmlns:a="http://schemas.openxmlformats.org/drawingml/2006/main" noChangeAspect="1"/>
             </wp:cNvGraphicFramePr>
@@ -866,7 +866,30 @@
               <w:spacing w:after="40" w:before="40"/>
             </w:pPr>
             <w:r>
-              <w:t xml:space="preserve">HTTPS. Login com usuário e senha; depois, um token de sessão assinado (8 h) em cada chamada. Sem token válido, a resposta é 401. Sem o perfil exigido, 403</w:t>
+              <w:t xml:space="preserve">HTTPS. Login com usuário e senha; depois, um token de sessão assinado (8 h) em cada chamada. Sem token válido, a resposta é 401. Sem o perfil exigido, 403. </w:t>
+            </w:r>
+            <w:r>
+              <w:rPr>
+                <w:b/>
+                <w:bCs/>
+              </w:rPr>
+              <w:t xml:space="preserve">Unidade:</w:t>
+            </w:r>
+            <w:r>
+              <w:t xml:space="preserve"> cada chamada leva a unidade escolhida (</w:t>
+            </w:r>
+            <w:r>
+              <w:rPr>
+                <w:rFonts w:ascii="Consolas" w:cs="Consolas" w:eastAsia="Consolas" w:hAnsi="Consolas"/>
+                <w:color w:val="6A1BBF"/>
+                <w:sz w:val="18"/>
+                <w:szCs w:val="18"/>
+                <w:shd w:fill="F1ECFB" w:color="auto" w:val="clear"/>
+              </w:rPr>
+              <w:t xml:space="preserve">X-Unidade</w:t>
+            </w:r>
+            <w:r>
+              <w:t xml:space="preserve">), que tem que estar entre as da sessão; fora dela, 403</w:t>
             </w:r>
           </w:p>
         </w:tc>
@@ -1120,7 +1143,7 @@
                 <w:szCs w:val="18"/>
                 <w:shd w:fill="F1ECFB" w:color="auto" w:val="clear"/>
               </w:rPr>
-              <w:t xml:space="preserve">TST Araguari</w:t>
+              <w:t xml:space="preserve">TST Araguari - Integracao</w:t>
             </w:r>
             <w:r>
               <w:t xml:space="preserve">, só no n8n. O banco não tem porta aberta para a internet</w:t>
@@ -1232,6 +1255,22 @@
               </w:rPr>
               <w:t xml:space="preserve">clinicaNasNuvens-cid</w:t>
             </w:r>
+            <w:r>
+              <w:t xml:space="preserve"> da unidade, lido da variável </w:t>
+            </w:r>
+            <w:r>
+              <w:rPr>
+                <w:rFonts w:ascii="Consolas" w:cs="Consolas" w:eastAsia="Consolas" w:hAnsi="Consolas"/>
+                <w:color w:val="6A1BBF"/>
+                <w:sz w:val="18"/>
+                <w:szCs w:val="18"/>
+                <w:shd w:fill="F1ECFB" w:color="auto" w:val="clear"/>
+              </w:rPr>
+              <w:t xml:space="preserve">CNN_CID_&lt;código&gt;</w:t>
+            </w:r>
+            <w:r>
+              <w:t xml:space="preserve"> das Variables do n8n</w:t>
+            </w:r>
           </w:p>
         </w:tc>
         <w:tc>
@@ -1250,7 +1289,7 @@
               <w:spacing w:after="40" w:before="40"/>
             </w:pPr>
             <w:r>
-              <w:t xml:space="preserve">Credenciais e nós HTTP do n8n</w:t>
+              <w:t xml:space="preserve">Credenciais e Variables do n8n</w:t>
             </w:r>
           </w:p>
         </w:tc>
@@ -1266,6 +1305,43 @@
         <w:spacing w:after="120"/>
       </w:pPr>
       <w:r>
+        <w:rPr>
+          <w:b/>
+          <w:bCs/>
+        </w:rPr>
+        <w:t xml:space="preserve">Isolamento entre unidades.</w:t>
+      </w:r>
+      <w:r>
+        <w:t xml:space="preserve"> Além da conferência na Vercel, todo SQL dos workflows leva </w:t>
+      </w:r>
+      <w:r>
+        <w:rPr>
+          <w:rFonts w:ascii="Consolas" w:cs="Consolas" w:eastAsia="Consolas" w:hAnsi="Consolas"/>
+          <w:color w:val="6A1BBF"/>
+          <w:sz w:val="18"/>
+          <w:szCs w:val="18"/>
+          <w:shd w:fill="F1ECFB" w:color="auto" w:val="clear"/>
+        </w:rPr>
+        <w:t xml:space="preserve">IdUnidade = @unidade</w:t>
+      </w:r>
+      <w:r>
+        <w:t xml:space="preserve">: um id de paciente ou de solicitação de outra unidade não é encontrado (404), mesmo que alguém chame o webhook com a chave. Detalhes em </w:t>
+      </w:r>
+      <w:r>
+        <w:rPr>
+          <w:color w:val="1C1FC8"/>
+        </w:rPr>
+        <w:t xml:space="preserve">unidades.md</w:t>
+      </w:r>
+      <w:r>
+        <w:t xml:space="preserve">.</w:t>
+      </w:r>
+    </w:p>
+    <w:p>
+      <w:pPr>
+        <w:spacing w:after="120"/>
+      </w:pPr>
+      <w:r>
         <w:t xml:space="preserve">O bloqueio das 01:00 e a liberação das 02:00 não têm porta de entrada: são disparados pelo relógio do próprio n8n.</w:t>
       </w:r>
     </w:p>
@@ -1273,11 +1349,11 @@
       <w:pPr>
         <w:pStyle w:val="Heading2"/>
       </w:pPr>
-      <w:bookmarkStart w:name="_Toc149" w:id="149"/>
+      <w:bookmarkStart w:name="_Toc160" w:id="160"/>
       <w:r>
         <w:t xml:space="preserve">Login, sessão e perfis</w:t>
       </w:r>
-      <w:bookmarkEnd w:id="149"/>
+      <w:bookmarkEnd w:id="160"/>
     </w:p>
     <w:p>
       <w:pPr>
@@ -1289,7 +1365,7 @@
           <wp:inline distT="0" distB="0" distL="0" distR="0">
             <wp:extent cx="5905500" cy="6838950"/>
             <wp:effectExtent t="0" r="0" b="0" l="0"/>
-            <wp:docPr id="48" name="" descr="" title=""/>
+            <wp:docPr id="49" name="" descr="" title=""/>
             <wp:cNvGraphicFramePr>
               <a:graphicFrameLocks xmlns:a="http://schemas.openxmlformats.org/drawingml/2006/main" noChangeAspect="1"/>
             </wp:cNvGraphicFramePr>
@@ -2182,11 +2258,11 @@
       <w:pPr>
         <w:pStyle w:val="Heading2"/>
       </w:pPr>
-      <w:bookmarkStart w:name="_Toc150" w:id="150"/>
+      <w:bookmarkStart w:name="_Toc161" w:id="161"/>
       <w:r>
         <w:t xml:space="preserve">Onde fica cada segredo</w:t>
       </w:r>
-      <w:bookmarkEnd w:id="150"/>
+      <w:bookmarkEnd w:id="161"/>
     </w:p>
     <w:tbl>
       <w:tblPr>
@@ -2682,7 +2758,7 @@
                 <w:szCs w:val="18"/>
                 <w:shd w:fill="F1ECFB" w:color="auto" w:val="clear"/>
               </w:rPr>
-              <w:t xml:space="preserve">TST Araguari</w:t>
+              <w:t xml:space="preserve">TST Araguari - Integracao</w:t>
             </w:r>
             <w:r>
               <w:t xml:space="preserve">)</w:t>
@@ -2861,6 +2937,9 @@
               <w:spacing w:after="40" w:before="40"/>
             </w:pPr>
             <w:r>
+              <w:t xml:space="preserve">CID de cada unidade (</w:t>
+            </w:r>
+            <w:r>
               <w:rPr>
                 <w:rFonts w:ascii="Consolas" w:cs="Consolas" w:eastAsia="Consolas" w:hAnsi="Consolas"/>
                 <w:color w:val="6A1BBF"/>
@@ -2869,6 +2948,9 @@
                 <w:shd w:fill="F1ECFB" w:color="auto" w:val="clear"/>
               </w:rPr>
               <w:t xml:space="preserve">clinicaNasNuvens-cid</w:t>
+            </w:r>
+            <w:r>
+              <w:t xml:space="preserve">)</w:t>
             </w:r>
           </w:p>
         </w:tc>
@@ -2908,17 +2990,46 @@
               <w:spacing w:after="40" w:before="40"/>
             </w:pPr>
             <w:r>
-              <w:t xml:space="preserve">Escrito nos nós HTTP e, por isso, nos JSON de </w:t>
-            </w:r>
-            <w:r>
-              <w:rPr>
-                <w:rFonts w:ascii="Consolas" w:cs="Consolas" w:eastAsia="Consolas" w:hAnsi="Consolas"/>
-                <w:color w:val="6A1BBF"/>
-                <w:sz w:val="18"/>
-                <w:szCs w:val="18"/>
-                <w:shd w:fill="F1ECFB" w:color="auto" w:val="clear"/>
-              </w:rPr>
-              <w:t xml:space="preserve">workflows/</w:t>
+              <w:t xml:space="preserve">Variables do n8n: </w:t>
+            </w:r>
+            <w:r>
+              <w:rPr>
+                <w:rFonts w:ascii="Consolas" w:cs="Consolas" w:eastAsia="Consolas" w:hAnsi="Consolas"/>
+                <w:color w:val="6A1BBF"/>
+                <w:sz w:val="18"/>
+                <w:szCs w:val="18"/>
+                <w:shd w:fill="F1ECFB" w:color="auto" w:val="clear"/>
+              </w:rPr>
+              <w:t xml:space="preserve">CNN_CID_ZARNS_SALVADOR</w:t>
+            </w:r>
+            <w:r>
+              <w:t xml:space="preserve">, </w:t>
+            </w:r>
+            <w:r>
+              <w:rPr>
+                <w:rFonts w:ascii="Consolas" w:cs="Consolas" w:eastAsia="Consolas" w:hAnsi="Consolas"/>
+                <w:color w:val="6A1BBF"/>
+                <w:sz w:val="18"/>
+                <w:szCs w:val="18"/>
+                <w:shd w:fill="F1ECFB" w:color="auto" w:val="clear"/>
+              </w:rPr>
+              <w:t xml:space="preserve">CNN_CID_ZARNS_POUSO_ALEGRE</w:t>
+            </w:r>
+            <w:r>
+              <w:t xml:space="preserve">. Não fica nos fluxos nem no Git (o </w:t>
+            </w:r>
+            <w:r>
+              <w:rPr>
+                <w:rFonts w:ascii="Consolas" w:cs="Consolas" w:eastAsia="Consolas" w:hAnsi="Consolas"/>
+                <w:color w:val="6A1BBF"/>
+                <w:sz w:val="18"/>
+                <w:szCs w:val="18"/>
+                <w:shd w:fill="F1ECFB" w:color="auto" w:val="clear"/>
+              </w:rPr>
+              <w:t xml:space="preserve">npm run check</w:t>
+            </w:r>
+            <w:r>
+              <w:t xml:space="preserve"> recusa CID escrito no nó)</w:t>
             </w:r>
           </w:p>
         </w:tc>
@@ -2938,7 +3049,7 @@
               <w:spacing w:after="40" w:before="40"/>
             </w:pPr>
             <w:r>
-              <w:t xml:space="preserve">Quem tem acesso ao repositório</w:t>
+              <w:t xml:space="preserve">Quem tem acesso ao projeto no n8n</w:t>
             </w:r>
           </w:p>
         </w:tc>
@@ -3222,7 +3333,7 @@
           <wp:inline distT="0" distB="0" distL="0" distR="0">
             <wp:extent cx="5905500" cy="3667125"/>
             <wp:effectExtent t="0" r="0" b="0" l="0"/>
-            <wp:docPr id="49" name="" descr="" title=""/>
+            <wp:docPr id="50" name="" descr="" title=""/>
             <wp:cNvGraphicFramePr>
               <a:graphicFrameLocks xmlns:a="http://schemas.openxmlformats.org/drawingml/2006/main" noChangeAspect="1"/>
             </wp:cNvGraphicFramePr>
@@ -3279,11 +3390,11 @@
       <w:pPr>
         <w:pStyle w:val="Heading2"/>
       </w:pPr>
-      <w:bookmarkStart w:name="_Toc151" w:id="151"/>
+      <w:bookmarkStart w:name="_Toc162" w:id="162"/>
       <w:r>
         <w:t xml:space="preserve">Como criar as chaves</w:t>
       </w:r>
-      <w:bookmarkEnd w:id="151"/>
+      <w:bookmarkEnd w:id="162"/>
     </w:p>
     <w:p>
       <w:pPr>
@@ -3867,11 +3978,11 @@
       <w:pPr>
         <w:pStyle w:val="Heading2"/>
       </w:pPr>
-      <w:bookmarkStart w:name="_Toc152" w:id="152"/>
+      <w:bookmarkStart w:name="_Toc163" w:id="163"/>
       <w:r>
         <w:t xml:space="preserve">Trocar as chaves</w:t>
       </w:r>
-      <w:bookmarkEnd w:id="152"/>
+      <w:bookmarkEnd w:id="163"/>
     </w:p>
     <w:p>
       <w:pPr>
@@ -4340,11 +4451,11 @@
       <w:pPr>
         <w:pStyle w:val="Heading2"/>
       </w:pPr>
-      <w:bookmarkStart w:name="_Toc153" w:id="153"/>
+      <w:bookmarkStart w:name="_Toc164" w:id="164"/>
       <w:r>
         <w:t xml:space="preserve">Proteções no código</w:t>
       </w:r>
-      <w:bookmarkEnd w:id="153"/>
+      <w:bookmarkEnd w:id="164"/>
     </w:p>
     <w:tbl>
       <w:tblPr>
@@ -5733,11 +5844,11 @@
       <w:pPr>
         <w:pStyle w:val="Heading2"/>
       </w:pPr>
-      <w:bookmarkStart w:name="_Toc154" w:id="154"/>
+      <w:bookmarkStart w:name="_Toc165" w:id="165"/>
       <w:r>
         <w:t xml:space="preserve">Como testar</w:t>
       </w:r>
-      <w:bookmarkEnd w:id="154"/>
+      <w:bookmarkEnd w:id="165"/>
     </w:p>
     <w:tbl>
       <w:tblPr>
@@ -6415,11 +6526,11 @@
       <w:pPr>
         <w:pStyle w:val="Heading2"/>
       </w:pPr>
-      <w:bookmarkStart w:name="_Toc155" w:id="155"/>
+      <w:bookmarkStart w:name="_Toc166" w:id="166"/>
       <w:r>
         <w:t xml:space="preserve">Riscos conhecidos e próximos passos</w:t>
       </w:r>
-      <w:bookmarkEnd w:id="155"/>
+      <w:bookmarkEnd w:id="166"/>
     </w:p>
     <w:p>
       <w:pPr>
@@ -6654,7 +6765,7 @@
                 <w:szCs w:val="18"/>
                 <w:shd w:fill="F1ECFB" w:color="auto" w:val="clear"/>
               </w:rPr>
-              <w:t xml:space="preserve">TST Araguari</w:t>
+              <w:t xml:space="preserve">TST Araguari - Integracao</w:t>
             </w:r>
             <w:r>
               <w:t xml:space="preserve"> provavelmente alcança muito mais que as 7 tabelas do sistema</w:t>
@@ -6909,22 +7020,10 @@
             </w:pPr>
             <w:r>
               <w:rPr>
-                <w:rFonts w:ascii="Consolas" w:cs="Consolas" w:eastAsia="Consolas" w:hAnsi="Consolas"/>
                 <w:b/>
                 <w:bCs/>
-                <w:color w:val="6A1BBF"/>
-                <w:sz w:val="18"/>
-                <w:szCs w:val="18"/>
-                <w:shd w:fill="F1ECFB" w:color="auto" w:val="clear"/>
-              </w:rPr>
-              <w:t xml:space="preserve">clinicaNasNuvens-cid</w:t>
-            </w:r>
-            <w:r>
-              <w:rPr>
-                <w:b/>
-                <w:bCs/>
-              </w:rPr>
-              <w:t xml:space="preserve"> no repositório</w:t>
+              </w:rPr>
+              <w:t xml:space="preserve">CID de Salvador no histórico do Git</w:t>
             </w:r>
           </w:p>
         </w:tc>
@@ -6943,7 +7042,7 @@
               <w:spacing w:after="40" w:before="40"/>
             </w:pPr>
             <w:r>
-              <w:t xml:space="preserve">Está escrito nos JSON dos workflows. Sozinho não dá acesso (a API exige também a credencial), mas ajuda quem tentar</w:t>
+              <w:t xml:space="preserve">Saiu dos JSON (agora fica nas Variables do n8n), mas continua nos commits antigos. Sozinho não dá acesso (a API exige também a credencial)</w:t>
             </w:r>
           </w:p>
         </w:tc>
@@ -6962,7 +7061,7 @@
               <w:spacing w:after="40" w:before="40"/>
             </w:pPr>
             <w:r>
-              <w:t xml:space="preserve">Manter o repositório privado e interno; se possível, mover para uma credencial do n8n</w:t>
+              <w:t xml:space="preserve">Manter o repositório privado e interno; se a TI quiser, pedir um CID novo ao CNN</w:t>
             </w:r>
           </w:p>
         </w:tc>
@@ -7217,11 +7316,11 @@
       <w:pPr>
         <w:pStyle w:val="Heading2"/>
       </w:pPr>
-      <w:bookmarkStart w:name="_Toc156" w:id="156"/>
+      <w:bookmarkStart w:name="_Toc167" w:id="167"/>
       <w:r>
         <w:t xml:space="preserve">Quem tem acesso a quê</w:t>
       </w:r>
-      <w:bookmarkEnd w:id="156"/>
+      <w:bookmarkEnd w:id="167"/>
     </w:p>
     <w:p>
       <w:pPr>
@@ -7331,20 +7430,27 @@
         <w:t xml:space="preserve">Repositório no GitHub:</w:t>
       </w:r>
       <w:r>
-        <w:t xml:space="preserve"> quem muda o código. Não há senha no repositório, mas há o </w:t>
-      </w:r>
-      <w:r>
-        <w:rPr>
-          <w:rFonts w:ascii="Consolas" w:cs="Consolas" w:eastAsia="Consolas" w:hAnsi="Consolas"/>
-          <w:color w:val="6A1BBF"/>
-          <w:sz w:val="18"/>
-          <w:szCs w:val="18"/>
-          <w:shd w:fill="F1ECFB" w:color="auto" w:val="clear"/>
-        </w:rPr>
-        <w:t xml:space="preserve">clinicaNasNuvens-cid</w:t>
-      </w:r>
-      <w:r>
-        <w:t xml:space="preserve">, e uma mudança de código chega à produção com um deploy.</w:t>
+        <w:t xml:space="preserve"> quem muda o código. Não há senha nem CID nos arquivos atuais (o CID de Salvador ficou no histórico), e uma mudança de código chega à produção com um deploy.</w:t>
+      </w:r>
+    </w:p>
+    <w:p>
+      <w:pPr>
+        <w:pStyle w:val="ListParagraph"/>
+        <w:numPr>
+          <w:ilvl w:val="0"/>
+          <w:numId w:val="2"/>
+        </w:numPr>
+        <w:spacing w:after="60"/>
+      </w:pPr>
+      <w:r>
+        <w:rPr>
+          <w:b/>
+          <w:bCs/>
+        </w:rPr>
+        <w:t xml:space="preserve">Variables do n8n:</w:t>
+      </w:r>
+      <w:r>
+        <w:t xml:space="preserve"> quem vê e muda os CIDs das unidades (quem tem acesso ao projeto).</w:t>
       </w:r>
     </w:p>
     <w:p>
